--- a/webapp/templates/word/Autorizacion_Descuento.docx
+++ b/webapp/templates/word/Autorizacion_Descuento.docx
@@ -1,6 +1,6 @@
 
 <file path=word/document.xml><?xml version="1.0" encoding="utf-8"?>
-<w:document xmlns:wpc="http://schemas.microsoft.com/office/word/2010/wordprocessingCanvas" xmlns:cx="http://schemas.microsoft.com/office/drawing/2014/chartex" xmlns:cx1="http://schemas.microsoft.com/office/drawing/2015/9/8/chartex" xmlns:cx2="http://schemas.microsoft.com/office/drawing/2015/10/21/chartex" xmlns:cx3="http://schemas.microsoft.com/office/drawing/2016/5/9/chartex" xmlns:cx4="http://schemas.microsoft.com/office/drawing/2016/5/10/chartex" xmlns:cx5="http://schemas.microsoft.com/office/drawing/2016/5/11/chartex" xmlns:cx6="http://schemas.microsoft.com/office/drawing/2016/5/12/chartex" xmlns:cx7="http://schemas.microsoft.com/office/drawing/2016/5/13/chartex" xmlns:cx8="http://schemas.microsoft.com/office/drawing/2016/5/14/chartex" xmlns:mc="http://schemas.openxmlformats.org/markup-compatibility/2006" xmlns:aink="http://schemas.microsoft.com/office/drawing/2016/ink" xmlns:am3d="http://schemas.microsoft.com/office/drawing/2017/model3d" xmlns:o="urn:schemas-microsoft-com:office:office" xmlns:oel="http://schemas.microsoft.com/office/2019/extlst" xmlns:r="http://schemas.openxmlformats.org/officeDocument/2006/relationships" xmlns:m="http://schemas.openxmlformats.org/officeDocument/2006/math" xmlns:v="urn:schemas-microsoft-com:vml" xmlns:wp14="http://schemas.microsoft.com/office/word/2010/wordprocessingDrawing" xmlns:wp="http://schemas.openxmlformats.org/drawingml/2006/wordprocessingDrawing" xmlns:w10="urn:schemas-microsoft-com:office:word" xmlns:w="http://schemas.openxmlformats.org/wordprocessingml/2006/main" xmlns:w14="http://schemas.microsoft.com/office/word/2010/wordml" xmlns:w15="http://schemas.microsoft.com/office/word/2012/wordml" xmlns:w16cex="http://schemas.microsoft.com/office/word/2018/wordml/cex" xmlns:w16cid="http://schemas.microsoft.com/office/word/2016/wordml/cid" xmlns:w16="http://schemas.microsoft.com/office/word/2018/wordml" xmlns:w16sdtdh="http://schemas.microsoft.com/office/word/2020/wordml/sdtdatahash" xmlns:w16se="http://schemas.microsoft.com/office/word/2015/wordml/symex" xmlns:wpg="http://schemas.microsoft.com/office/word/2010/wordprocessingGroup" xmlns:wpi="http://schemas.microsoft.com/office/word/2010/wordprocessingInk" xmlns:wne="http://schemas.microsoft.com/office/word/2006/wordml" xmlns:wps="http://schemas.microsoft.com/office/word/2010/wordprocessingShape" mc:Ignorable="w14 w15 w16se w16cid w16 w16cex w16sdtdh wp14">
+<w:document xmlns:wpc="http://schemas.microsoft.com/office/word/2010/wordprocessingCanvas" xmlns:cx="http://schemas.microsoft.com/office/drawing/2014/chartex" xmlns:cx1="http://schemas.microsoft.com/office/drawing/2015/9/8/chartex" xmlns:cx2="http://schemas.microsoft.com/office/drawing/2015/10/21/chartex" xmlns:cx3="http://schemas.microsoft.com/office/drawing/2016/5/9/chartex" xmlns:cx4="http://schemas.microsoft.com/office/drawing/2016/5/10/chartex" xmlns:cx5="http://schemas.microsoft.com/office/drawing/2016/5/11/chartex" xmlns:cx6="http://schemas.microsoft.com/office/drawing/2016/5/12/chartex" xmlns:cx7="http://schemas.microsoft.com/office/drawing/2016/5/13/chartex" xmlns:cx8="http://schemas.microsoft.com/office/drawing/2016/5/14/chartex" xmlns:mc="http://schemas.openxmlformats.org/markup-compatibility/2006" xmlns:aink="http://schemas.microsoft.com/office/drawing/2016/ink" xmlns:am3d="http://schemas.microsoft.com/office/drawing/2017/model3d" xmlns:o="urn:schemas-microsoft-com:office:office" xmlns:r="http://schemas.openxmlformats.org/officeDocument/2006/relationships" xmlns:m="http://schemas.openxmlformats.org/officeDocument/2006/math" xmlns:v="urn:schemas-microsoft-com:vml" xmlns:wp14="http://schemas.microsoft.com/office/word/2010/wordprocessingDrawing" xmlns:wp="http://schemas.openxmlformats.org/drawingml/2006/wordprocessingDrawing" xmlns:w10="urn:schemas-microsoft-com:office:word" xmlns:w="http://schemas.openxmlformats.org/wordprocessingml/2006/main" xmlns:w14="http://schemas.microsoft.com/office/word/2010/wordml" xmlns:w15="http://schemas.microsoft.com/office/word/2012/wordml" xmlns:w16cid="http://schemas.microsoft.com/office/word/2016/wordml/cid" xmlns:w16se="http://schemas.microsoft.com/office/word/2015/wordml/symex" xmlns:wpg="http://schemas.microsoft.com/office/word/2010/wordprocessingGroup" xmlns:wpi="http://schemas.microsoft.com/office/word/2010/wordprocessingInk" xmlns:wne="http://schemas.microsoft.com/office/word/2006/wordml" xmlns:wps="http://schemas.microsoft.com/office/word/2010/wordprocessingShape" mc:Ignorable="w14 w15 w16se w16cid wp14">
   <w:body>
     <w:p>
       <w:pPr>
@@ -95,14 +95,12 @@
         <w:rPr>
           <w:b/>
           <w:bCs/>
-          <w:u w:val="single"/>
         </w:rPr>
         <w:t>[[Nombre]]</w:t>
       </w:r>
       <w:r>
         <w:rPr>
-          <w:b/>
-          <w:bCs/>
+          <w:color w:val="000000"/>
         </w:rPr>
         <w:t xml:space="preserve"> [[Identificado]]</w:t>
       </w:r>
@@ -131,6 +129,7 @@
       </w:r>
       <w:r>
         <w:rPr>
+          <w:noProof/>
           <w:color w:val="000000"/>
         </w:rPr>
         <w:t>en calidad de empleado, autorizo al pagador DIACO S.A., para descontar del valor de mis salarios, primas, prestaciones sociales o liquidación final, la suma de cien ($100) pesos diarios</w:t>
@@ -141,116 +140,8 @@
         </w:rPr>
         <w:t xml:space="preserve"> por concepto de servicio de alimentación de acuerdo al reporte enviado a nomina mensualmente.</w:t>
       </w:r>
-      <w:r>
-        <w:rPr>
-          <w:noProof/>
-        </w:rPr>
-        <mc:AlternateContent>
-          <mc:Choice Requires="wps">
-            <w:drawing>
-              <wp:anchor distT="0" distB="0" distL="0" distR="0" simplePos="0" relativeHeight="251658240" behindDoc="0" locked="0" layoutInCell="1" hidden="0" allowOverlap="1" wp14:anchorId="2C476BC9" wp14:editId="4AFEBEE8">
-                <wp:simplePos x="0" y="0"/>
-                <wp:positionH relativeFrom="column">
-                  <wp:posOffset>287489</wp:posOffset>
-                </wp:positionH>
-                <wp:positionV relativeFrom="paragraph">
-                  <wp:posOffset>313602</wp:posOffset>
-                </wp:positionV>
-                <wp:extent cx="796290" cy="12700"/>
-                <wp:effectExtent l="0" t="0" r="0" b="0"/>
-                <wp:wrapNone/>
-                <wp:docPr id="1" name="Forma libre: forma 1"/>
-                <wp:cNvGraphicFramePr/>
-                <a:graphic xmlns:a="http://schemas.openxmlformats.org/drawingml/2006/main">
-                  <a:graphicData uri="http://schemas.microsoft.com/office/word/2010/wordprocessingShape">
-                    <wps:wsp>
-                      <wps:cNvSpPr/>
-                      <wps:spPr>
-                        <a:xfrm>
-                          <a:off x="4947855" y="3779365"/>
-                          <a:ext cx="796290" cy="1270"/>
-                        </a:xfrm>
-                        <a:custGeom>
-                          <a:avLst/>
-                          <a:gdLst/>
-                          <a:ahLst/>
-                          <a:cxnLst/>
-                          <a:rect l="l" t="t" r="r" b="b"/>
-                          <a:pathLst>
-                            <a:path w="796290" h="120000" extrusionOk="0">
-                              <a:moveTo>
-                                <a:pt x="0" y="0"/>
-                              </a:moveTo>
-                              <a:lnTo>
-                                <a:pt x="796203" y="0"/>
-                              </a:lnTo>
-                            </a:path>
-                          </a:pathLst>
-                        </a:custGeom>
-                        <a:noFill/>
-                        <a:ln w="9525" cap="flat" cmpd="sng">
-                          <a:solidFill>
-                            <a:srgbClr val="000000"/>
-                          </a:solidFill>
-                          <a:prstDash val="solid"/>
-                          <a:round/>
-                          <a:headEnd type="none" w="sm" len="sm"/>
-                          <a:tailEnd type="none" w="sm" len="sm"/>
-                        </a:ln>
-                      </wps:spPr>
-                      <wps:bodyPr spcFirstLastPara="1" wrap="square" lIns="91425" tIns="91425" rIns="91425" bIns="91425" anchor="ctr" anchorCtr="0">
-                        <a:noAutofit/>
-                      </wps:bodyPr>
-                    </wps:wsp>
-                  </a:graphicData>
-                </a:graphic>
-              </wp:anchor>
-            </w:drawing>
-          </mc:Choice>
-          <mc:Fallback xmlns:sl="http://schemas.openxmlformats.org/schemaLibrary/2006/main" xmlns:a="http://schemas.openxmlformats.org/drawingml/2006/main" xmlns:pic="http://schemas.openxmlformats.org/drawingml/2006/picture" xmlns:c="http://schemas.openxmlformats.org/drawingml/2006/chart" xmlns:lc="http://schemas.openxmlformats.org/drawingml/2006/lockedCanvas" xmlns:dgm="http://schemas.openxmlformats.org/drawingml/2006/diagram" xmlns="http://schemas.microsoft.com/office/tasks/2019/documenttasks" xmlns:cr="http://schemas.microsoft.com/office/comments/2020/reactions">
-            <w:drawing>
-              <wp:anchor allowOverlap="1" behindDoc="0" distB="0" distT="0" distL="0" distR="0" hidden="0" layoutInCell="1" locked="0" relativeHeight="0" simplePos="0">
-                <wp:simplePos x="0" y="0"/>
-                <wp:positionH relativeFrom="column">
-                  <wp:posOffset>287489</wp:posOffset>
-                </wp:positionH>
-                <wp:positionV relativeFrom="paragraph">
-                  <wp:posOffset>313602</wp:posOffset>
-                </wp:positionV>
-                <wp:extent cx="796290" cy="12700"/>
-                <wp:effectExtent b="0" l="0" r="0" t="0"/>
-                <wp:wrapNone/>
-                <wp:docPr id="1" name="image1.png"/>
-                <a:graphic>
-                  <a:graphicData uri="http://schemas.openxmlformats.org/drawingml/2006/picture">
-                    <pic:pic>
-                      <pic:nvPicPr>
-                        <pic:cNvPr id="0" name="image1.png"/>
-                        <pic:cNvPicPr preferRelativeResize="0"/>
-                      </pic:nvPicPr>
-                      <pic:blipFill>
-                        <a:blip r:embed="rId7"/>
-                        <a:srcRect/>
-                        <a:stretch>
-                          <a:fillRect/>
-                        </a:stretch>
-                      </pic:blipFill>
-                      <pic:spPr>
-                        <a:xfrm>
-                          <a:off x="0" y="0"/>
-                          <a:ext cx="796290" cy="12700"/>
-                        </a:xfrm>
-                        <a:prstGeom prst="rect"/>
-                        <a:ln/>
-                      </pic:spPr>
-                    </pic:pic>
-                  </a:graphicData>
-                </a:graphic>
-              </wp:anchor>
-            </w:drawing>
-          </mc:Fallback>
-        </mc:AlternateContent>
-      </w:r>
+      <w:bookmarkStart w:id="0" w:name="_GoBack"/>
+      <w:bookmarkEnd w:id="0"/>
     </w:p>
     <w:p>
       <w:pPr>
@@ -472,7 +363,6 @@
       <w:r>
         <w:rPr>
           <w:color w:val="000000"/>
-          <w:u w:val="single"/>
         </w:rPr>
         <w:tab/>
       </w:r>
@@ -548,7 +438,7 @@
 </file>
 
 <file path=word/styles.xml><?xml version="1.0" encoding="utf-8"?>
-<w:styles xmlns:mc="http://schemas.openxmlformats.org/markup-compatibility/2006" xmlns:r="http://schemas.openxmlformats.org/officeDocument/2006/relationships" xmlns:w="http://schemas.openxmlformats.org/wordprocessingml/2006/main" xmlns:w14="http://schemas.microsoft.com/office/word/2010/wordml" xmlns:w15="http://schemas.microsoft.com/office/word/2012/wordml" xmlns:w16cex="http://schemas.microsoft.com/office/word/2018/wordml/cex" xmlns:w16cid="http://schemas.microsoft.com/office/word/2016/wordml/cid" xmlns:w16="http://schemas.microsoft.com/office/word/2018/wordml" xmlns:w16sdtdh="http://schemas.microsoft.com/office/word/2020/wordml/sdtdatahash" xmlns:w16se="http://schemas.microsoft.com/office/word/2015/wordml/symex" mc:Ignorable="w14 w15 w16se w16cid w16 w16cex w16sdtdh">
+<w:styles xmlns:mc="http://schemas.openxmlformats.org/markup-compatibility/2006" xmlns:r="http://schemas.openxmlformats.org/officeDocument/2006/relationships" xmlns:w="http://schemas.openxmlformats.org/wordprocessingml/2006/main" xmlns:w14="http://schemas.microsoft.com/office/word/2010/wordml" xmlns:w15="http://schemas.microsoft.com/office/word/2012/wordml" xmlns:w16cid="http://schemas.microsoft.com/office/word/2016/wordml/cid" xmlns:w16se="http://schemas.microsoft.com/office/word/2015/wordml/symex" mc:Ignorable="w14 w15 w16se w16cid">
   <w:docDefaults>
     <w:rPrDefault>
       <w:rPr>
@@ -564,7 +454,7 @@
       </w:pPr>
     </w:pPrDefault>
   </w:docDefaults>
-  <w:latentStyles w:defLockedState="0" w:defUIPriority="99" w:defSemiHidden="0" w:defUnhideWhenUsed="0" w:defQFormat="0" w:count="376">
+  <w:latentStyles w:defLockedState="0" w:defUIPriority="99" w:defSemiHidden="0" w:defUnhideWhenUsed="0" w:defQFormat="0" w:count="375">
     <w:lsdException w:name="Normal" w:uiPriority="0" w:qFormat="1"/>
     <w:lsdException w:name="heading 1" w:uiPriority="9" w:qFormat="1"/>
     <w:lsdException w:name="heading 2" w:semiHidden="1" w:uiPriority="9" w:unhideWhenUsed="1" w:qFormat="1"/>
@@ -940,7 +830,6 @@
     <w:lsdException w:name="Smart Hyperlink" w:semiHidden="1" w:unhideWhenUsed="1"/>
     <w:lsdException w:name="Hashtag" w:semiHidden="1" w:unhideWhenUsed="1"/>
     <w:lsdException w:name="Unresolved Mention" w:semiHidden="1" w:unhideWhenUsed="1"/>
-    <w:lsdException w:name="Smart Link" w:semiHidden="1" w:unhideWhenUsed="1"/>
   </w:latentStyles>
   <w:style w:type="paragraph" w:default="1" w:styleId="Normal">
     <w:name w:val="Normal"/>

--- a/webapp/templates/word/Autorizacion_Descuento.docx
+++ b/webapp/templates/word/Autorizacion_Descuento.docx
@@ -1,6 +1,6 @@
 
 <file path=word/document.xml><?xml version="1.0" encoding="utf-8"?>
-<w:document xmlns:wpc="http://schemas.microsoft.com/office/word/2010/wordprocessingCanvas" xmlns:cx="http://schemas.microsoft.com/office/drawing/2014/chartex" xmlns:cx1="http://schemas.microsoft.com/office/drawing/2015/9/8/chartex" xmlns:cx2="http://schemas.microsoft.com/office/drawing/2015/10/21/chartex" xmlns:cx3="http://schemas.microsoft.com/office/drawing/2016/5/9/chartex" xmlns:cx4="http://schemas.microsoft.com/office/drawing/2016/5/10/chartex" xmlns:cx5="http://schemas.microsoft.com/office/drawing/2016/5/11/chartex" xmlns:cx6="http://schemas.microsoft.com/office/drawing/2016/5/12/chartex" xmlns:cx7="http://schemas.microsoft.com/office/drawing/2016/5/13/chartex" xmlns:cx8="http://schemas.microsoft.com/office/drawing/2016/5/14/chartex" xmlns:mc="http://schemas.openxmlformats.org/markup-compatibility/2006" xmlns:aink="http://schemas.microsoft.com/office/drawing/2016/ink" xmlns:am3d="http://schemas.microsoft.com/office/drawing/2017/model3d" xmlns:o="urn:schemas-microsoft-com:office:office" xmlns:r="http://schemas.openxmlformats.org/officeDocument/2006/relationships" xmlns:m="http://schemas.openxmlformats.org/officeDocument/2006/math" xmlns:v="urn:schemas-microsoft-com:vml" xmlns:wp14="http://schemas.microsoft.com/office/word/2010/wordprocessingDrawing" xmlns:wp="http://schemas.openxmlformats.org/drawingml/2006/wordprocessingDrawing" xmlns:w10="urn:schemas-microsoft-com:office:word" xmlns:w="http://schemas.openxmlformats.org/wordprocessingml/2006/main" xmlns:w14="http://schemas.microsoft.com/office/word/2010/wordml" xmlns:w15="http://schemas.microsoft.com/office/word/2012/wordml" xmlns:w16cid="http://schemas.microsoft.com/office/word/2016/wordml/cid" xmlns:w16se="http://schemas.microsoft.com/office/word/2015/wordml/symex" xmlns:wpg="http://schemas.microsoft.com/office/word/2010/wordprocessingGroup" xmlns:wpi="http://schemas.microsoft.com/office/word/2010/wordprocessingInk" xmlns:wne="http://schemas.microsoft.com/office/word/2006/wordml" xmlns:wps="http://schemas.microsoft.com/office/word/2010/wordprocessingShape" mc:Ignorable="w14 w15 w16se w16cid wp14">
+<w:document xmlns:wpc="http://schemas.microsoft.com/office/word/2010/wordprocessingCanvas" xmlns:cx="http://schemas.microsoft.com/office/drawing/2014/chartex" xmlns:cx1="http://schemas.microsoft.com/office/drawing/2015/9/8/chartex" xmlns:cx2="http://schemas.microsoft.com/office/drawing/2015/10/21/chartex" xmlns:cx3="http://schemas.microsoft.com/office/drawing/2016/5/9/chartex" xmlns:cx4="http://schemas.microsoft.com/office/drawing/2016/5/10/chartex" xmlns:cx5="http://schemas.microsoft.com/office/drawing/2016/5/11/chartex" xmlns:cx6="http://schemas.microsoft.com/office/drawing/2016/5/12/chartex" xmlns:cx7="http://schemas.microsoft.com/office/drawing/2016/5/13/chartex" xmlns:cx8="http://schemas.microsoft.com/office/drawing/2016/5/14/chartex" xmlns:mc="http://schemas.openxmlformats.org/markup-compatibility/2006" xmlns:aink="http://schemas.microsoft.com/office/drawing/2016/ink" xmlns:am3d="http://schemas.microsoft.com/office/drawing/2017/model3d" xmlns:o="urn:schemas-microsoft-com:office:office" xmlns:r="http://schemas.openxmlformats.org/officeDocument/2006/relationships" xmlns:m="http://schemas.openxmlformats.org/officeDocument/2006/math" xmlns:v="urn:schemas-microsoft-com:vml" xmlns:wp14="http://schemas.microsoft.com/office/word/2010/wordprocessingDrawing" xmlns:wp="http://schemas.openxmlformats.org/drawingml/2006/wordprocessingDrawing" xmlns:w10="urn:schemas-microsoft-com:office:word" xmlns:w="http://schemas.openxmlformats.org/wordprocessingml/2006/main" xmlns:w14="http://schemas.microsoft.com/office/word/2010/wordml" xmlns:w15="http://schemas.microsoft.com/office/word/2012/wordml" xmlns:w16cex="http://schemas.microsoft.com/office/word/2018/wordml/cex" xmlns:w16cid="http://schemas.microsoft.com/office/word/2016/wordml/cid" xmlns:w16="http://schemas.microsoft.com/office/word/2018/wordml" xmlns:w16sdtdh="http://schemas.microsoft.com/office/word/2020/wordml/sdtdatahash" xmlns:w16se="http://schemas.microsoft.com/office/word/2015/wordml/symex" xmlns:wpg="http://schemas.microsoft.com/office/word/2010/wordprocessingGroup" xmlns:wpi="http://schemas.microsoft.com/office/word/2010/wordprocessingInk" xmlns:wne="http://schemas.microsoft.com/office/word/2006/wordml" xmlns:wps="http://schemas.microsoft.com/office/word/2010/wordprocessingShape" mc:Ignorable="w14 w15 w16se w16cid w16 w16cex w16sdtdh wp14">
   <w:body>
     <w:p>
       <w:pPr>
@@ -140,8 +140,6 @@
         </w:rPr>
         <w:t xml:space="preserve"> por concepto de servicio de alimentación de acuerdo al reporte enviado a nomina mensualmente.</w:t>
       </w:r>
-      <w:bookmarkStart w:id="0" w:name="_GoBack"/>
-      <w:bookmarkEnd w:id="0"/>
     </w:p>
     <w:p>
       <w:pPr>
@@ -271,29 +269,15 @@
         <w:rPr>
           <w:color w:val="000000"/>
         </w:rPr>
-        <w:t xml:space="preserve">Ciudad y fecha: </w:t>
-      </w:r>
-      <w:r>
-        <w:rPr>
-          <w:b/>
-          <w:bCs/>
-          <w:color w:val="000000"/>
-        </w:rPr>
-        <w:t>[[</w:t>
+        <w:t>Ciudad y fecha: [[</w:t>
       </w:r>
       <w:proofErr w:type="spellStart"/>
       <w:r>
-        <w:rPr>
-          <w:b/>
-          <w:bCs/>
-        </w:rPr>
         <w:t>CiudadFecha</w:t>
       </w:r>
       <w:proofErr w:type="spellEnd"/>
       <w:r>
         <w:rPr>
-          <w:b/>
-          <w:bCs/>
           <w:color w:val="000000"/>
         </w:rPr>
         <w:t>]]</w:t>
@@ -420,10 +404,6 @@
         <w:t xml:space="preserve">C.C. No: </w:t>
       </w:r>
       <w:r>
-        <w:rPr>
-          <w:b/>
-          <w:bCs/>
-        </w:rPr>
         <w:t>[[Cedula]]</w:t>
       </w:r>
     </w:p>
@@ -438,7 +418,7 @@
 </file>
 
 <file path=word/styles.xml><?xml version="1.0" encoding="utf-8"?>
-<w:styles xmlns:mc="http://schemas.openxmlformats.org/markup-compatibility/2006" xmlns:r="http://schemas.openxmlformats.org/officeDocument/2006/relationships" xmlns:w="http://schemas.openxmlformats.org/wordprocessingml/2006/main" xmlns:w14="http://schemas.microsoft.com/office/word/2010/wordml" xmlns:w15="http://schemas.microsoft.com/office/word/2012/wordml" xmlns:w16cid="http://schemas.microsoft.com/office/word/2016/wordml/cid" xmlns:w16se="http://schemas.microsoft.com/office/word/2015/wordml/symex" mc:Ignorable="w14 w15 w16se w16cid">
+<w:styles xmlns:mc="http://schemas.openxmlformats.org/markup-compatibility/2006" xmlns:r="http://schemas.openxmlformats.org/officeDocument/2006/relationships" xmlns:w="http://schemas.openxmlformats.org/wordprocessingml/2006/main" xmlns:w14="http://schemas.microsoft.com/office/word/2010/wordml" xmlns:w15="http://schemas.microsoft.com/office/word/2012/wordml" xmlns:w16cex="http://schemas.microsoft.com/office/word/2018/wordml/cex" xmlns:w16cid="http://schemas.microsoft.com/office/word/2016/wordml/cid" xmlns:w16="http://schemas.microsoft.com/office/word/2018/wordml" xmlns:w16sdtdh="http://schemas.microsoft.com/office/word/2020/wordml/sdtdatahash" xmlns:w16se="http://schemas.microsoft.com/office/word/2015/wordml/symex" mc:Ignorable="w14 w15 w16se w16cid w16 w16cex w16sdtdh">
   <w:docDefaults>
     <w:rPrDefault>
       <w:rPr>
@@ -454,7 +434,7 @@
       </w:pPr>
     </w:pPrDefault>
   </w:docDefaults>
-  <w:latentStyles w:defLockedState="0" w:defUIPriority="99" w:defSemiHidden="0" w:defUnhideWhenUsed="0" w:defQFormat="0" w:count="375">
+  <w:latentStyles w:defLockedState="0" w:defUIPriority="99" w:defSemiHidden="0" w:defUnhideWhenUsed="0" w:defQFormat="0" w:count="376">
     <w:lsdException w:name="Normal" w:uiPriority="0" w:qFormat="1"/>
     <w:lsdException w:name="heading 1" w:uiPriority="9" w:qFormat="1"/>
     <w:lsdException w:name="heading 2" w:semiHidden="1" w:uiPriority="9" w:unhideWhenUsed="1" w:qFormat="1"/>
@@ -560,7 +540,6 @@
     <w:lsdException w:name="HTML Sample" w:semiHidden="1" w:unhideWhenUsed="1"/>
     <w:lsdException w:name="HTML Typewriter" w:semiHidden="1" w:unhideWhenUsed="1"/>
     <w:lsdException w:name="HTML Variable" w:semiHidden="1" w:unhideWhenUsed="1"/>
-    <w:lsdException w:name="Normal Table" w:semiHidden="1" w:unhideWhenUsed="1"/>
     <w:lsdException w:name="annotation subject" w:semiHidden="1" w:unhideWhenUsed="1"/>
     <w:lsdException w:name="No List" w:semiHidden="1" w:unhideWhenUsed="1"/>
     <w:lsdException w:name="Outline List 1" w:semiHidden="1" w:unhideWhenUsed="1"/>
@@ -607,10 +586,8 @@
     <w:lsdException w:name="Table Subtle 2" w:semiHidden="1" w:unhideWhenUsed="1"/>
     <w:lsdException w:name="Table Web 1" w:semiHidden="1" w:unhideWhenUsed="1"/>
     <w:lsdException w:name="Table Web 2" w:semiHidden="1" w:unhideWhenUsed="1"/>
-    <w:lsdException w:name="Table Web 3" w:semiHidden="1" w:unhideWhenUsed="1"/>
     <w:lsdException w:name="Balloon Text" w:semiHidden="1" w:unhideWhenUsed="1"/>
     <w:lsdException w:name="Table Grid" w:uiPriority="39"/>
-    <w:lsdException w:name="Table Theme" w:semiHidden="1" w:unhideWhenUsed="1"/>
     <w:lsdException w:name="Placeholder Text" w:semiHidden="1"/>
     <w:lsdException w:name="No Spacing" w:uiPriority="1" w:qFormat="1"/>
     <w:lsdException w:name="Light Shading" w:uiPriority="60"/>
@@ -830,6 +807,7 @@
     <w:lsdException w:name="Smart Hyperlink" w:semiHidden="1" w:unhideWhenUsed="1"/>
     <w:lsdException w:name="Hashtag" w:semiHidden="1" w:unhideWhenUsed="1"/>
     <w:lsdException w:name="Unresolved Mention" w:semiHidden="1" w:unhideWhenUsed="1"/>
+    <w:lsdException w:name="Smart Link" w:semiHidden="1" w:unhideWhenUsed="1"/>
   </w:latentStyles>
   <w:style w:type="paragraph" w:default="1" w:styleId="Normal">
     <w:name w:val="Normal"/>
